--- a/软考/软考错题.docx
+++ b/软考/软考错题.docx
@@ -583,11 +583,10 @@
         <w:pStyle w:val="2"/>
         <w:bidi w:val="0"/>
         <w:rPr>
-          <w:rFonts w:hint="default"/>
+          <w:rFonts w:hint="eastAsia"/>
           <w:lang w:val="en-US" w:eastAsia="zh-CN"/>
         </w:rPr>
       </w:pPr>
-      <w:bookmarkStart w:id="0" w:name="_GoBack"/>
       <w:r>
         <w:rPr>
           <w:rFonts w:hint="eastAsia"/>
@@ -596,7 +595,105 @@
         <w:t>2010</w:t>
       </w:r>
     </w:p>
-    <w:bookmarkEnd w:id="0"/>
+    <w:p>
+      <w:r>
+        <w:drawing>
+          <wp:inline distT="0" distB="0" distL="114300" distR="114300">
+            <wp:extent cx="5219700" cy="1914525"/>
+            <wp:effectExtent l="0" t="0" r="0" b="9525"/>
+            <wp:docPr id="4" name="图片 1"/>
+            <wp:cNvGraphicFramePr>
+              <a:graphicFrameLocks xmlns:a="http://schemas.openxmlformats.org/drawingml/2006/main" noChangeAspect="1"/>
+            </wp:cNvGraphicFramePr>
+            <a:graphic xmlns:a="http://schemas.openxmlformats.org/drawingml/2006/main">
+              <a:graphicData uri="http://schemas.openxmlformats.org/drawingml/2006/picture">
+                <pic:pic xmlns:pic="http://schemas.openxmlformats.org/drawingml/2006/picture">
+                  <pic:nvPicPr>
+                    <pic:cNvPr id="4" name="图片 1"/>
+                    <pic:cNvPicPr>
+                      <a:picLocks noChangeAspect="1"/>
+                    </pic:cNvPicPr>
+                  </pic:nvPicPr>
+                  <pic:blipFill>
+                    <a:blip r:embed="rId16"/>
+                    <a:stretch>
+                      <a:fillRect/>
+                    </a:stretch>
+                  </pic:blipFill>
+                  <pic:spPr>
+                    <a:xfrm>
+                      <a:off x="0" y="0"/>
+                      <a:ext cx="5219700" cy="1914525"/>
+                    </a:xfrm>
+                    <a:prstGeom prst="rect">
+                      <a:avLst/>
+                    </a:prstGeom>
+                    <a:noFill/>
+                    <a:ln>
+                      <a:noFill/>
+                    </a:ln>
+                  </pic:spPr>
+                </pic:pic>
+              </a:graphicData>
+            </a:graphic>
+          </wp:inline>
+        </w:drawing>
+      </w:r>
+    </w:p>
+    <w:p/>
+    <w:p>
+      <w:pPr>
+        <w:rPr>
+          <w:rFonts w:hint="default"/>
+          <w:lang w:val="en-US" w:eastAsia="zh-CN"/>
+        </w:rPr>
+      </w:pPr>
+      <w:r>
+        <w:drawing>
+          <wp:inline distT="0" distB="0" distL="114300" distR="114300">
+            <wp:extent cx="5067300" cy="1104900"/>
+            <wp:effectExtent l="0" t="0" r="0" b="0"/>
+            <wp:docPr id="13" name="图片 2"/>
+            <wp:cNvGraphicFramePr>
+              <a:graphicFrameLocks xmlns:a="http://schemas.openxmlformats.org/drawingml/2006/main" noChangeAspect="1"/>
+            </wp:cNvGraphicFramePr>
+            <a:graphic xmlns:a="http://schemas.openxmlformats.org/drawingml/2006/main">
+              <a:graphicData uri="http://schemas.openxmlformats.org/drawingml/2006/picture">
+                <pic:pic xmlns:pic="http://schemas.openxmlformats.org/drawingml/2006/picture">
+                  <pic:nvPicPr>
+                    <pic:cNvPr id="13" name="图片 2"/>
+                    <pic:cNvPicPr>
+                      <a:picLocks noChangeAspect="1"/>
+                    </pic:cNvPicPr>
+                  </pic:nvPicPr>
+                  <pic:blipFill>
+                    <a:blip r:embed="rId17"/>
+                    <a:stretch>
+                      <a:fillRect/>
+                    </a:stretch>
+                  </pic:blipFill>
+                  <pic:spPr>
+                    <a:xfrm>
+                      <a:off x="0" y="0"/>
+                      <a:ext cx="5067300" cy="1104900"/>
+                    </a:xfrm>
+                    <a:prstGeom prst="rect">
+                      <a:avLst/>
+                    </a:prstGeom>
+                    <a:noFill/>
+                    <a:ln>
+                      <a:noFill/>
+                    </a:ln>
+                  </pic:spPr>
+                </pic:pic>
+              </a:graphicData>
+            </a:graphic>
+          </wp:inline>
+        </w:drawing>
+      </w:r>
+      <w:bookmarkStart w:id="0" w:name="_GoBack"/>
+      <w:bookmarkEnd w:id="0"/>
+    </w:p>
     <w:sectPr>
       <w:pgSz w:w="11906" w:h="16838"/>
       <w:pgMar w:top="1440" w:right="1800" w:bottom="1440" w:left="1800" w:header="851" w:footer="992" w:gutter="0"/>

--- a/软考/软考错题.docx
+++ b/软考/软考错题.docx
@@ -642,55 +642,662 @@
     </w:p>
     <w:p/>
     <w:p>
+      <w:r>
+        <w:drawing>
+          <wp:inline distT="0" distB="0" distL="114300" distR="114300">
+            <wp:extent cx="5067300" cy="1104900"/>
+            <wp:effectExtent l="0" t="0" r="0" b="0"/>
+            <wp:docPr id="13" name="图片 2"/>
+            <wp:cNvGraphicFramePr>
+              <a:graphicFrameLocks xmlns:a="http://schemas.openxmlformats.org/drawingml/2006/main" noChangeAspect="1"/>
+            </wp:cNvGraphicFramePr>
+            <a:graphic xmlns:a="http://schemas.openxmlformats.org/drawingml/2006/main">
+              <a:graphicData uri="http://schemas.openxmlformats.org/drawingml/2006/picture">
+                <pic:pic xmlns:pic="http://schemas.openxmlformats.org/drawingml/2006/picture">
+                  <pic:nvPicPr>
+                    <pic:cNvPr id="13" name="图片 2"/>
+                    <pic:cNvPicPr>
+                      <a:picLocks noChangeAspect="1"/>
+                    </pic:cNvPicPr>
+                  </pic:nvPicPr>
+                  <pic:blipFill>
+                    <a:blip r:embed="rId17"/>
+                    <a:stretch>
+                      <a:fillRect/>
+                    </a:stretch>
+                  </pic:blipFill>
+                  <pic:spPr>
+                    <a:xfrm>
+                      <a:off x="0" y="0"/>
+                      <a:ext cx="5067300" cy="1104900"/>
+                    </a:xfrm>
+                    <a:prstGeom prst="rect">
+                      <a:avLst/>
+                    </a:prstGeom>
+                    <a:noFill/>
+                    <a:ln>
+                      <a:noFill/>
+                    </a:ln>
+                  </pic:spPr>
+                </pic:pic>
+              </a:graphicData>
+            </a:graphic>
+          </wp:inline>
+        </w:drawing>
+      </w:r>
+    </w:p>
+    <w:p/>
+    <w:p>
+      <w:r>
+        <w:drawing>
+          <wp:inline distT="0" distB="0" distL="114300" distR="114300">
+            <wp:extent cx="5269865" cy="1671955"/>
+            <wp:effectExtent l="0" t="0" r="6985" b="4445"/>
+            <wp:docPr id="15" name="图片 1"/>
+            <wp:cNvGraphicFramePr>
+              <a:graphicFrameLocks xmlns:a="http://schemas.openxmlformats.org/drawingml/2006/main" noChangeAspect="1"/>
+            </wp:cNvGraphicFramePr>
+            <a:graphic xmlns:a="http://schemas.openxmlformats.org/drawingml/2006/main">
+              <a:graphicData uri="http://schemas.openxmlformats.org/drawingml/2006/picture">
+                <pic:pic xmlns:pic="http://schemas.openxmlformats.org/drawingml/2006/picture">
+                  <pic:nvPicPr>
+                    <pic:cNvPr id="15" name="图片 1"/>
+                    <pic:cNvPicPr>
+                      <a:picLocks noChangeAspect="1"/>
+                    </pic:cNvPicPr>
+                  </pic:nvPicPr>
+                  <pic:blipFill>
+                    <a:blip r:embed="rId18"/>
+                    <a:stretch>
+                      <a:fillRect/>
+                    </a:stretch>
+                  </pic:blipFill>
+                  <pic:spPr>
+                    <a:xfrm>
+                      <a:off x="0" y="0"/>
+                      <a:ext cx="5269865" cy="1671955"/>
+                    </a:xfrm>
+                    <a:prstGeom prst="rect">
+                      <a:avLst/>
+                    </a:prstGeom>
+                    <a:noFill/>
+                    <a:ln>
+                      <a:noFill/>
+                    </a:ln>
+                  </pic:spPr>
+                </pic:pic>
+              </a:graphicData>
+            </a:graphic>
+          </wp:inline>
+        </w:drawing>
+      </w:r>
+    </w:p>
+    <w:p>
       <w:pPr>
+        <w:rPr>
+          <w:rFonts w:hint="eastAsia" w:eastAsiaTheme="minorEastAsia"/>
+          <w:lang w:val="en-US" w:eastAsia="zh-CN"/>
+        </w:rPr>
+      </w:pPr>
+    </w:p>
+    <w:p>
+      <w:pPr>
+        <w:rPr>
+          <w:rFonts w:hint="eastAsia" w:eastAsiaTheme="minorEastAsia"/>
+          <w:lang w:val="en-US" w:eastAsia="zh-CN"/>
+        </w:rPr>
+      </w:pPr>
+    </w:p>
+    <w:p>
+      <w:r>
+        <w:drawing>
+          <wp:inline distT="0" distB="0" distL="114300" distR="114300">
+            <wp:extent cx="5273040" cy="975995"/>
+            <wp:effectExtent l="0" t="0" r="3810" b="14605"/>
+            <wp:docPr id="16" name="图片 2"/>
+            <wp:cNvGraphicFramePr>
+              <a:graphicFrameLocks xmlns:a="http://schemas.openxmlformats.org/drawingml/2006/main" noChangeAspect="1"/>
+            </wp:cNvGraphicFramePr>
+            <a:graphic xmlns:a="http://schemas.openxmlformats.org/drawingml/2006/main">
+              <a:graphicData uri="http://schemas.openxmlformats.org/drawingml/2006/picture">
+                <pic:pic xmlns:pic="http://schemas.openxmlformats.org/drawingml/2006/picture">
+                  <pic:nvPicPr>
+                    <pic:cNvPr id="16" name="图片 2"/>
+                    <pic:cNvPicPr>
+                      <a:picLocks noChangeAspect="1"/>
+                    </pic:cNvPicPr>
+                  </pic:nvPicPr>
+                  <pic:blipFill>
+                    <a:blip r:embed="rId19"/>
+                    <a:stretch>
+                      <a:fillRect/>
+                    </a:stretch>
+                  </pic:blipFill>
+                  <pic:spPr>
+                    <a:xfrm>
+                      <a:off x="0" y="0"/>
+                      <a:ext cx="5273040" cy="975995"/>
+                    </a:xfrm>
+                    <a:prstGeom prst="rect">
+                      <a:avLst/>
+                    </a:prstGeom>
+                    <a:noFill/>
+                    <a:ln>
+                      <a:noFill/>
+                    </a:ln>
+                  </pic:spPr>
+                </pic:pic>
+              </a:graphicData>
+            </a:graphic>
+          </wp:inline>
+        </w:drawing>
+      </w:r>
+    </w:p>
+    <w:p/>
+    <w:p>
+      <w:r>
+        <w:drawing>
+          <wp:inline distT="0" distB="0" distL="114300" distR="114300">
+            <wp:extent cx="5271770" cy="1094740"/>
+            <wp:effectExtent l="0" t="0" r="5080" b="10160"/>
+            <wp:docPr id="17" name="图片 3"/>
+            <wp:cNvGraphicFramePr>
+              <a:graphicFrameLocks xmlns:a="http://schemas.openxmlformats.org/drawingml/2006/main" noChangeAspect="1"/>
+            </wp:cNvGraphicFramePr>
+            <a:graphic xmlns:a="http://schemas.openxmlformats.org/drawingml/2006/main">
+              <a:graphicData uri="http://schemas.openxmlformats.org/drawingml/2006/picture">
+                <pic:pic xmlns:pic="http://schemas.openxmlformats.org/drawingml/2006/picture">
+                  <pic:nvPicPr>
+                    <pic:cNvPr id="17" name="图片 3"/>
+                    <pic:cNvPicPr>
+                      <a:picLocks noChangeAspect="1"/>
+                    </pic:cNvPicPr>
+                  </pic:nvPicPr>
+                  <pic:blipFill>
+                    <a:blip r:embed="rId20"/>
+                    <a:stretch>
+                      <a:fillRect/>
+                    </a:stretch>
+                  </pic:blipFill>
+                  <pic:spPr>
+                    <a:xfrm>
+                      <a:off x="0" y="0"/>
+                      <a:ext cx="5271770" cy="1094740"/>
+                    </a:xfrm>
+                    <a:prstGeom prst="rect">
+                      <a:avLst/>
+                    </a:prstGeom>
+                    <a:noFill/>
+                    <a:ln>
+                      <a:noFill/>
+                    </a:ln>
+                  </pic:spPr>
+                </pic:pic>
+              </a:graphicData>
+            </a:graphic>
+          </wp:inline>
+        </w:drawing>
+      </w:r>
+    </w:p>
+    <w:p>
+      <w:pPr>
+        <w:rPr>
+          <w:rFonts w:hint="eastAsia"/>
+          <w:lang w:val="en-US" w:eastAsia="zh-CN"/>
+        </w:rPr>
+      </w:pPr>
+    </w:p>
+    <w:p>
+      <w:pPr>
+        <w:rPr>
+          <w:rFonts w:hint="eastAsia"/>
+          <w:lang w:val="en-US" w:eastAsia="zh-CN"/>
+        </w:rPr>
+      </w:pPr>
+    </w:p>
+    <w:p>
+      <w:r>
+        <w:drawing>
+          <wp:inline distT="0" distB="0" distL="114300" distR="114300">
+            <wp:extent cx="5274310" cy="1948815"/>
+            <wp:effectExtent l="0" t="0" r="2540" b="13335"/>
+            <wp:docPr id="18" name="图片 3"/>
+            <wp:cNvGraphicFramePr>
+              <a:graphicFrameLocks xmlns:a="http://schemas.openxmlformats.org/drawingml/2006/main" noChangeAspect="1"/>
+            </wp:cNvGraphicFramePr>
+            <a:graphic xmlns:a="http://schemas.openxmlformats.org/drawingml/2006/main">
+              <a:graphicData uri="http://schemas.openxmlformats.org/drawingml/2006/picture">
+                <pic:pic xmlns:pic="http://schemas.openxmlformats.org/drawingml/2006/picture">
+                  <pic:nvPicPr>
+                    <pic:cNvPr id="18" name="图片 3"/>
+                    <pic:cNvPicPr>
+                      <a:picLocks noChangeAspect="1"/>
+                    </pic:cNvPicPr>
+                  </pic:nvPicPr>
+                  <pic:blipFill>
+                    <a:blip r:embed="rId21"/>
+                    <a:stretch>
+                      <a:fillRect/>
+                    </a:stretch>
+                  </pic:blipFill>
+                  <pic:spPr>
+                    <a:xfrm>
+                      <a:off x="0" y="0"/>
+                      <a:ext cx="5274310" cy="1948815"/>
+                    </a:xfrm>
+                    <a:prstGeom prst="rect">
+                      <a:avLst/>
+                    </a:prstGeom>
+                    <a:noFill/>
+                    <a:ln>
+                      <a:noFill/>
+                    </a:ln>
+                  </pic:spPr>
+                </pic:pic>
+              </a:graphicData>
+            </a:graphic>
+          </wp:inline>
+        </w:drawing>
+      </w:r>
+    </w:p>
+    <w:p/>
+    <w:p/>
+    <w:p>
+      <w:r>
+        <w:drawing>
+          <wp:inline distT="0" distB="0" distL="114300" distR="114300">
+            <wp:extent cx="5273675" cy="890270"/>
+            <wp:effectExtent l="0" t="0" r="3175" b="5080"/>
+            <wp:docPr id="19" name="图片 4"/>
+            <wp:cNvGraphicFramePr>
+              <a:graphicFrameLocks xmlns:a="http://schemas.openxmlformats.org/drawingml/2006/main" noChangeAspect="1"/>
+            </wp:cNvGraphicFramePr>
+            <a:graphic xmlns:a="http://schemas.openxmlformats.org/drawingml/2006/main">
+              <a:graphicData uri="http://schemas.openxmlformats.org/drawingml/2006/picture">
+                <pic:pic xmlns:pic="http://schemas.openxmlformats.org/drawingml/2006/picture">
+                  <pic:nvPicPr>
+                    <pic:cNvPr id="19" name="图片 4"/>
+                    <pic:cNvPicPr>
+                      <a:picLocks noChangeAspect="1"/>
+                    </pic:cNvPicPr>
+                  </pic:nvPicPr>
+                  <pic:blipFill>
+                    <a:blip r:embed="rId22"/>
+                    <a:stretch>
+                      <a:fillRect/>
+                    </a:stretch>
+                  </pic:blipFill>
+                  <pic:spPr>
+                    <a:xfrm>
+                      <a:off x="0" y="0"/>
+                      <a:ext cx="5273675" cy="890270"/>
+                    </a:xfrm>
+                    <a:prstGeom prst="rect">
+                      <a:avLst/>
+                    </a:prstGeom>
+                    <a:noFill/>
+                    <a:ln>
+                      <a:noFill/>
+                    </a:ln>
+                  </pic:spPr>
+                </pic:pic>
+              </a:graphicData>
+            </a:graphic>
+          </wp:inline>
+        </w:drawing>
+      </w:r>
+    </w:p>
+    <w:p/>
+    <w:p>
+      <w:r>
+        <w:drawing>
+          <wp:inline distT="0" distB="0" distL="114300" distR="114300">
+            <wp:extent cx="5272405" cy="1125855"/>
+            <wp:effectExtent l="0" t="0" r="4445" b="17145"/>
+            <wp:docPr id="20" name="图片 5"/>
+            <wp:cNvGraphicFramePr>
+              <a:graphicFrameLocks xmlns:a="http://schemas.openxmlformats.org/drawingml/2006/main" noChangeAspect="1"/>
+            </wp:cNvGraphicFramePr>
+            <a:graphic xmlns:a="http://schemas.openxmlformats.org/drawingml/2006/main">
+              <a:graphicData uri="http://schemas.openxmlformats.org/drawingml/2006/picture">
+                <pic:pic xmlns:pic="http://schemas.openxmlformats.org/drawingml/2006/picture">
+                  <pic:nvPicPr>
+                    <pic:cNvPr id="20" name="图片 5"/>
+                    <pic:cNvPicPr>
+                      <a:picLocks noChangeAspect="1"/>
+                    </pic:cNvPicPr>
+                  </pic:nvPicPr>
+                  <pic:blipFill>
+                    <a:blip r:embed="rId23"/>
+                    <a:stretch>
+                      <a:fillRect/>
+                    </a:stretch>
+                  </pic:blipFill>
+                  <pic:spPr>
+                    <a:xfrm>
+                      <a:off x="0" y="0"/>
+                      <a:ext cx="5272405" cy="1125855"/>
+                    </a:xfrm>
+                    <a:prstGeom prst="rect">
+                      <a:avLst/>
+                    </a:prstGeom>
+                    <a:noFill/>
+                    <a:ln>
+                      <a:noFill/>
+                    </a:ln>
+                  </pic:spPr>
+                </pic:pic>
+              </a:graphicData>
+            </a:graphic>
+          </wp:inline>
+        </w:drawing>
+      </w:r>
+    </w:p>
+    <w:p/>
+    <w:p>
+      <w:r>
+        <w:drawing>
+          <wp:inline distT="0" distB="0" distL="114300" distR="114300">
+            <wp:extent cx="5272405" cy="1186180"/>
+            <wp:effectExtent l="0" t="0" r="4445" b="13970"/>
+            <wp:docPr id="21" name="图片 6"/>
+            <wp:cNvGraphicFramePr>
+              <a:graphicFrameLocks xmlns:a="http://schemas.openxmlformats.org/drawingml/2006/main" noChangeAspect="1"/>
+            </wp:cNvGraphicFramePr>
+            <a:graphic xmlns:a="http://schemas.openxmlformats.org/drawingml/2006/main">
+              <a:graphicData uri="http://schemas.openxmlformats.org/drawingml/2006/picture">
+                <pic:pic xmlns:pic="http://schemas.openxmlformats.org/drawingml/2006/picture">
+                  <pic:nvPicPr>
+                    <pic:cNvPr id="21" name="图片 6"/>
+                    <pic:cNvPicPr>
+                      <a:picLocks noChangeAspect="1"/>
+                    </pic:cNvPicPr>
+                  </pic:nvPicPr>
+                  <pic:blipFill>
+                    <a:blip r:embed="rId24"/>
+                    <a:stretch>
+                      <a:fillRect/>
+                    </a:stretch>
+                  </pic:blipFill>
+                  <pic:spPr>
+                    <a:xfrm>
+                      <a:off x="0" y="0"/>
+                      <a:ext cx="5272405" cy="1186180"/>
+                    </a:xfrm>
+                    <a:prstGeom prst="rect">
+                      <a:avLst/>
+                    </a:prstGeom>
+                    <a:noFill/>
+                    <a:ln>
+                      <a:noFill/>
+                    </a:ln>
+                  </pic:spPr>
+                </pic:pic>
+              </a:graphicData>
+            </a:graphic>
+          </wp:inline>
+        </w:drawing>
+      </w:r>
+    </w:p>
+    <w:p/>
+    <w:p/>
+    <w:p>
+      <w:r>
+        <w:drawing>
+          <wp:inline distT="0" distB="0" distL="114300" distR="114300">
+            <wp:extent cx="5273040" cy="1637665"/>
+            <wp:effectExtent l="0" t="0" r="3810" b="635"/>
+            <wp:docPr id="22" name="图片 7"/>
+            <wp:cNvGraphicFramePr>
+              <a:graphicFrameLocks xmlns:a="http://schemas.openxmlformats.org/drawingml/2006/main" noChangeAspect="1"/>
+            </wp:cNvGraphicFramePr>
+            <a:graphic xmlns:a="http://schemas.openxmlformats.org/drawingml/2006/main">
+              <a:graphicData uri="http://schemas.openxmlformats.org/drawingml/2006/picture">
+                <pic:pic xmlns:pic="http://schemas.openxmlformats.org/drawingml/2006/picture">
+                  <pic:nvPicPr>
+                    <pic:cNvPr id="22" name="图片 7"/>
+                    <pic:cNvPicPr>
+                      <a:picLocks noChangeAspect="1"/>
+                    </pic:cNvPicPr>
+                  </pic:nvPicPr>
+                  <pic:blipFill>
+                    <a:blip r:embed="rId25"/>
+                    <a:stretch>
+                      <a:fillRect/>
+                    </a:stretch>
+                  </pic:blipFill>
+                  <pic:spPr>
+                    <a:xfrm>
+                      <a:off x="0" y="0"/>
+                      <a:ext cx="5273040" cy="1637665"/>
+                    </a:xfrm>
+                    <a:prstGeom prst="rect">
+                      <a:avLst/>
+                    </a:prstGeom>
+                    <a:noFill/>
+                    <a:ln>
+                      <a:noFill/>
+                    </a:ln>
+                  </pic:spPr>
+                </pic:pic>
+              </a:graphicData>
+            </a:graphic>
+          </wp:inline>
+        </w:drawing>
+      </w:r>
+    </w:p>
+    <w:p/>
+    <w:p/>
+    <w:p>
+      <w:r>
+        <w:drawing>
+          <wp:inline distT="0" distB="0" distL="114300" distR="114300">
+            <wp:extent cx="5270500" cy="1219200"/>
+            <wp:effectExtent l="0" t="0" r="6350" b="0"/>
+            <wp:docPr id="23" name="图片 8"/>
+            <wp:cNvGraphicFramePr>
+              <a:graphicFrameLocks xmlns:a="http://schemas.openxmlformats.org/drawingml/2006/main" noChangeAspect="1"/>
+            </wp:cNvGraphicFramePr>
+            <a:graphic xmlns:a="http://schemas.openxmlformats.org/drawingml/2006/main">
+              <a:graphicData uri="http://schemas.openxmlformats.org/drawingml/2006/picture">
+                <pic:pic xmlns:pic="http://schemas.openxmlformats.org/drawingml/2006/picture">
+                  <pic:nvPicPr>
+                    <pic:cNvPr id="23" name="图片 8"/>
+                    <pic:cNvPicPr>
+                      <a:picLocks noChangeAspect="1"/>
+                    </pic:cNvPicPr>
+                  </pic:nvPicPr>
+                  <pic:blipFill>
+                    <a:blip r:embed="rId26"/>
+                    <a:stretch>
+                      <a:fillRect/>
+                    </a:stretch>
+                  </pic:blipFill>
+                  <pic:spPr>
+                    <a:xfrm>
+                      <a:off x="0" y="0"/>
+                      <a:ext cx="5270500" cy="1219200"/>
+                    </a:xfrm>
+                    <a:prstGeom prst="rect">
+                      <a:avLst/>
+                    </a:prstGeom>
+                    <a:noFill/>
+                    <a:ln>
+                      <a:noFill/>
+                    </a:ln>
+                  </pic:spPr>
+                </pic:pic>
+              </a:graphicData>
+            </a:graphic>
+          </wp:inline>
+        </w:drawing>
+      </w:r>
+    </w:p>
+    <w:p/>
+    <w:p>
+      <w:r>
+        <w:drawing>
+          <wp:inline distT="0" distB="0" distL="114300" distR="114300">
+            <wp:extent cx="5269230" cy="1165225"/>
+            <wp:effectExtent l="0" t="0" r="7620" b="15875"/>
+            <wp:docPr id="24" name="图片 9"/>
+            <wp:cNvGraphicFramePr>
+              <a:graphicFrameLocks xmlns:a="http://schemas.openxmlformats.org/drawingml/2006/main" noChangeAspect="1"/>
+            </wp:cNvGraphicFramePr>
+            <a:graphic xmlns:a="http://schemas.openxmlformats.org/drawingml/2006/main">
+              <a:graphicData uri="http://schemas.openxmlformats.org/drawingml/2006/picture">
+                <pic:pic xmlns:pic="http://schemas.openxmlformats.org/drawingml/2006/picture">
+                  <pic:nvPicPr>
+                    <pic:cNvPr id="24" name="图片 9"/>
+                    <pic:cNvPicPr>
+                      <a:picLocks noChangeAspect="1"/>
+                    </pic:cNvPicPr>
+                  </pic:nvPicPr>
+                  <pic:blipFill>
+                    <a:blip r:embed="rId27"/>
+                    <a:stretch>
+                      <a:fillRect/>
+                    </a:stretch>
+                  </pic:blipFill>
+                  <pic:spPr>
+                    <a:xfrm>
+                      <a:off x="0" y="0"/>
+                      <a:ext cx="5269230" cy="1165225"/>
+                    </a:xfrm>
+                    <a:prstGeom prst="rect">
+                      <a:avLst/>
+                    </a:prstGeom>
+                    <a:noFill/>
+                    <a:ln>
+                      <a:noFill/>
+                    </a:ln>
+                  </pic:spPr>
+                </pic:pic>
+              </a:graphicData>
+            </a:graphic>
+          </wp:inline>
+        </w:drawing>
+      </w:r>
+    </w:p>
+    <w:p/>
+    <w:p>
+      <w:r>
+        <w:drawing>
+          <wp:inline distT="0" distB="0" distL="114300" distR="114300">
+            <wp:extent cx="4448175" cy="1704975"/>
+            <wp:effectExtent l="0" t="0" r="9525" b="9525"/>
+            <wp:docPr id="25" name="图片 10"/>
+            <wp:cNvGraphicFramePr>
+              <a:graphicFrameLocks xmlns:a="http://schemas.openxmlformats.org/drawingml/2006/main" noChangeAspect="1"/>
+            </wp:cNvGraphicFramePr>
+            <a:graphic xmlns:a="http://schemas.openxmlformats.org/drawingml/2006/main">
+              <a:graphicData uri="http://schemas.openxmlformats.org/drawingml/2006/picture">
+                <pic:pic xmlns:pic="http://schemas.openxmlformats.org/drawingml/2006/picture">
+                  <pic:nvPicPr>
+                    <pic:cNvPr id="25" name="图片 10"/>
+                    <pic:cNvPicPr>
+                      <a:picLocks noChangeAspect="1"/>
+                    </pic:cNvPicPr>
+                  </pic:nvPicPr>
+                  <pic:blipFill>
+                    <a:blip r:embed="rId28"/>
+                    <a:stretch>
+                      <a:fillRect/>
+                    </a:stretch>
+                  </pic:blipFill>
+                  <pic:spPr>
+                    <a:xfrm>
+                      <a:off x="0" y="0"/>
+                      <a:ext cx="4448175" cy="1704975"/>
+                    </a:xfrm>
+                    <a:prstGeom prst="rect">
+                      <a:avLst/>
+                    </a:prstGeom>
+                    <a:noFill/>
+                    <a:ln>
+                      <a:noFill/>
+                    </a:ln>
+                  </pic:spPr>
+                </pic:pic>
+              </a:graphicData>
+            </a:graphic>
+          </wp:inline>
+        </w:drawing>
+      </w:r>
+    </w:p>
+    <w:p/>
+    <w:p/>
+    <w:p>
+      <w:r>
+        <w:drawing>
+          <wp:inline distT="0" distB="0" distL="114300" distR="114300">
+            <wp:extent cx="4029075" cy="1838325"/>
+            <wp:effectExtent l="0" t="0" r="9525" b="9525"/>
+            <wp:docPr id="26" name="图片 11"/>
+            <wp:cNvGraphicFramePr>
+              <a:graphicFrameLocks xmlns:a="http://schemas.openxmlformats.org/drawingml/2006/main" noChangeAspect="1"/>
+            </wp:cNvGraphicFramePr>
+            <a:graphic xmlns:a="http://schemas.openxmlformats.org/drawingml/2006/main">
+              <a:graphicData uri="http://schemas.openxmlformats.org/drawingml/2006/picture">
+                <pic:pic xmlns:pic="http://schemas.openxmlformats.org/drawingml/2006/picture">
+                  <pic:nvPicPr>
+                    <pic:cNvPr id="26" name="图片 11"/>
+                    <pic:cNvPicPr>
+                      <a:picLocks noChangeAspect="1"/>
+                    </pic:cNvPicPr>
+                  </pic:nvPicPr>
+                  <pic:blipFill>
+                    <a:blip r:embed="rId29"/>
+                    <a:stretch>
+                      <a:fillRect/>
+                    </a:stretch>
+                  </pic:blipFill>
+                  <pic:spPr>
+                    <a:xfrm>
+                      <a:off x="0" y="0"/>
+                      <a:ext cx="4029075" cy="1838325"/>
+                    </a:xfrm>
+                    <a:prstGeom prst="rect">
+                      <a:avLst/>
+                    </a:prstGeom>
+                    <a:noFill/>
+                    <a:ln>
+                      <a:noFill/>
+                    </a:ln>
+                  </pic:spPr>
+                </pic:pic>
+              </a:graphicData>
+            </a:graphic>
+          </wp:inline>
+        </w:drawing>
+      </w:r>
+    </w:p>
+    <w:p/>
+    <w:p/>
+    <w:p>
+      <w:pPr>
+        <w:pStyle w:val="2"/>
+        <w:bidi w:val="0"/>
         <w:rPr>
           <w:rFonts w:hint="default"/>
           <w:lang w:val="en-US" w:eastAsia="zh-CN"/>
         </w:rPr>
       </w:pPr>
       <w:r>
-        <w:drawing>
-          <wp:inline distT="0" distB="0" distL="114300" distR="114300">
-            <wp:extent cx="5067300" cy="1104900"/>
-            <wp:effectExtent l="0" t="0" r="0" b="0"/>
-            <wp:docPr id="13" name="图片 2"/>
-            <wp:cNvGraphicFramePr>
-              <a:graphicFrameLocks xmlns:a="http://schemas.openxmlformats.org/drawingml/2006/main" noChangeAspect="1"/>
-            </wp:cNvGraphicFramePr>
-            <a:graphic xmlns:a="http://schemas.openxmlformats.org/drawingml/2006/main">
-              <a:graphicData uri="http://schemas.openxmlformats.org/drawingml/2006/picture">
-                <pic:pic xmlns:pic="http://schemas.openxmlformats.org/drawingml/2006/picture">
-                  <pic:nvPicPr>
-                    <pic:cNvPr id="13" name="图片 2"/>
-                    <pic:cNvPicPr>
-                      <a:picLocks noChangeAspect="1"/>
-                    </pic:cNvPicPr>
-                  </pic:nvPicPr>
-                  <pic:blipFill>
-                    <a:blip r:embed="rId17"/>
-                    <a:stretch>
-                      <a:fillRect/>
-                    </a:stretch>
-                  </pic:blipFill>
-                  <pic:spPr>
-                    <a:xfrm>
-                      <a:off x="0" y="0"/>
-                      <a:ext cx="5067300" cy="1104900"/>
-                    </a:xfrm>
-                    <a:prstGeom prst="rect">
-                      <a:avLst/>
-                    </a:prstGeom>
-                    <a:noFill/>
-                    <a:ln>
-                      <a:noFill/>
-                    </a:ln>
-                  </pic:spPr>
-                </pic:pic>
-              </a:graphicData>
-            </a:graphic>
-          </wp:inline>
-        </w:drawing>
-      </w:r>
+        <w:rPr>
+          <w:rFonts w:hint="eastAsia"/>
+          <w:lang w:val="en-US" w:eastAsia="zh-CN"/>
+        </w:rPr>
+        <w:t>2011</w:t>
+      </w:r>
+    </w:p>
+    <w:p>
+      <w:pPr>
+        <w:rPr>
+          <w:rFonts w:hint="eastAsia"/>
+          <w:lang w:val="en-US" w:eastAsia="zh-CN"/>
+        </w:rPr>
+      </w:pPr>
       <w:bookmarkStart w:id="0" w:name="_GoBack"/>
       <w:bookmarkEnd w:id="0"/>
     </w:p>

--- a/软考/软考错题.docx
+++ b/软考/软考错题.docx
@@ -1292,12 +1292,627 @@
       </w:r>
     </w:p>
     <w:p>
+      <w:r>
+        <w:drawing>
+          <wp:inline distT="0" distB="0" distL="114300" distR="114300">
+            <wp:extent cx="5272405" cy="1684020"/>
+            <wp:effectExtent l="0" t="0" r="4445" b="11430"/>
+            <wp:docPr id="27" name="图片 1"/>
+            <wp:cNvGraphicFramePr>
+              <a:graphicFrameLocks xmlns:a="http://schemas.openxmlformats.org/drawingml/2006/main" noChangeAspect="1"/>
+            </wp:cNvGraphicFramePr>
+            <a:graphic xmlns:a="http://schemas.openxmlformats.org/drawingml/2006/main">
+              <a:graphicData uri="http://schemas.openxmlformats.org/drawingml/2006/picture">
+                <pic:pic xmlns:pic="http://schemas.openxmlformats.org/drawingml/2006/picture">
+                  <pic:nvPicPr>
+                    <pic:cNvPr id="27" name="图片 1"/>
+                    <pic:cNvPicPr>
+                      <a:picLocks noChangeAspect="1"/>
+                    </pic:cNvPicPr>
+                  </pic:nvPicPr>
+                  <pic:blipFill>
+                    <a:blip r:embed="rId30"/>
+                    <a:stretch>
+                      <a:fillRect/>
+                    </a:stretch>
+                  </pic:blipFill>
+                  <pic:spPr>
+                    <a:xfrm>
+                      <a:off x="0" y="0"/>
+                      <a:ext cx="5272405" cy="1684020"/>
+                    </a:xfrm>
+                    <a:prstGeom prst="rect">
+                      <a:avLst/>
+                    </a:prstGeom>
+                    <a:noFill/>
+                    <a:ln>
+                      <a:noFill/>
+                    </a:ln>
+                  </pic:spPr>
+                </pic:pic>
+              </a:graphicData>
+            </a:graphic>
+          </wp:inline>
+        </w:drawing>
+      </w:r>
+    </w:p>
+    <w:p/>
+    <w:p>
+      <w:r>
+        <w:drawing>
+          <wp:inline distT="0" distB="0" distL="114300" distR="114300">
+            <wp:extent cx="5269230" cy="1009015"/>
+            <wp:effectExtent l="0" t="0" r="7620" b="635"/>
+            <wp:docPr id="28" name="图片 2"/>
+            <wp:cNvGraphicFramePr>
+              <a:graphicFrameLocks xmlns:a="http://schemas.openxmlformats.org/drawingml/2006/main" noChangeAspect="1"/>
+            </wp:cNvGraphicFramePr>
+            <a:graphic xmlns:a="http://schemas.openxmlformats.org/drawingml/2006/main">
+              <a:graphicData uri="http://schemas.openxmlformats.org/drawingml/2006/picture">
+                <pic:pic xmlns:pic="http://schemas.openxmlformats.org/drawingml/2006/picture">
+                  <pic:nvPicPr>
+                    <pic:cNvPr id="28" name="图片 2"/>
+                    <pic:cNvPicPr>
+                      <a:picLocks noChangeAspect="1"/>
+                    </pic:cNvPicPr>
+                  </pic:nvPicPr>
+                  <pic:blipFill>
+                    <a:blip r:embed="rId31"/>
+                    <a:stretch>
+                      <a:fillRect/>
+                    </a:stretch>
+                  </pic:blipFill>
+                  <pic:spPr>
+                    <a:xfrm>
+                      <a:off x="0" y="0"/>
+                      <a:ext cx="5269230" cy="1009015"/>
+                    </a:xfrm>
+                    <a:prstGeom prst="rect">
+                      <a:avLst/>
+                    </a:prstGeom>
+                    <a:noFill/>
+                    <a:ln>
+                      <a:noFill/>
+                    </a:ln>
+                  </pic:spPr>
+                </pic:pic>
+              </a:graphicData>
+            </a:graphic>
+          </wp:inline>
+        </w:drawing>
+      </w:r>
+    </w:p>
+    <w:p/>
+    <w:p>
+      <w:r>
+        <w:drawing>
+          <wp:inline distT="0" distB="0" distL="114300" distR="114300">
+            <wp:extent cx="5269230" cy="1736090"/>
+            <wp:effectExtent l="0" t="0" r="7620" b="16510"/>
+            <wp:docPr id="29" name="图片 3"/>
+            <wp:cNvGraphicFramePr>
+              <a:graphicFrameLocks xmlns:a="http://schemas.openxmlformats.org/drawingml/2006/main" noChangeAspect="1"/>
+            </wp:cNvGraphicFramePr>
+            <a:graphic xmlns:a="http://schemas.openxmlformats.org/drawingml/2006/main">
+              <a:graphicData uri="http://schemas.openxmlformats.org/drawingml/2006/picture">
+                <pic:pic xmlns:pic="http://schemas.openxmlformats.org/drawingml/2006/picture">
+                  <pic:nvPicPr>
+                    <pic:cNvPr id="29" name="图片 3"/>
+                    <pic:cNvPicPr>
+                      <a:picLocks noChangeAspect="1"/>
+                    </pic:cNvPicPr>
+                  </pic:nvPicPr>
+                  <pic:blipFill>
+                    <a:blip r:embed="rId32"/>
+                    <a:stretch>
+                      <a:fillRect/>
+                    </a:stretch>
+                  </pic:blipFill>
+                  <pic:spPr>
+                    <a:xfrm>
+                      <a:off x="0" y="0"/>
+                      <a:ext cx="5269230" cy="1736090"/>
+                    </a:xfrm>
+                    <a:prstGeom prst="rect">
+                      <a:avLst/>
+                    </a:prstGeom>
+                    <a:noFill/>
+                    <a:ln>
+                      <a:noFill/>
+                    </a:ln>
+                  </pic:spPr>
+                </pic:pic>
+              </a:graphicData>
+            </a:graphic>
+          </wp:inline>
+        </w:drawing>
+      </w:r>
+    </w:p>
+    <w:p/>
+    <w:p>
+      <w:r>
+        <w:drawing>
+          <wp:inline distT="0" distB="0" distL="114300" distR="114300">
+            <wp:extent cx="5271135" cy="1793240"/>
+            <wp:effectExtent l="0" t="0" r="5715" b="16510"/>
+            <wp:docPr id="30" name="图片 4"/>
+            <wp:cNvGraphicFramePr>
+              <a:graphicFrameLocks xmlns:a="http://schemas.openxmlformats.org/drawingml/2006/main" noChangeAspect="1"/>
+            </wp:cNvGraphicFramePr>
+            <a:graphic xmlns:a="http://schemas.openxmlformats.org/drawingml/2006/main">
+              <a:graphicData uri="http://schemas.openxmlformats.org/drawingml/2006/picture">
+                <pic:pic xmlns:pic="http://schemas.openxmlformats.org/drawingml/2006/picture">
+                  <pic:nvPicPr>
+                    <pic:cNvPr id="30" name="图片 4"/>
+                    <pic:cNvPicPr>
+                      <a:picLocks noChangeAspect="1"/>
+                    </pic:cNvPicPr>
+                  </pic:nvPicPr>
+                  <pic:blipFill>
+                    <a:blip r:embed="rId33"/>
+                    <a:stretch>
+                      <a:fillRect/>
+                    </a:stretch>
+                  </pic:blipFill>
+                  <pic:spPr>
+                    <a:xfrm>
+                      <a:off x="0" y="0"/>
+                      <a:ext cx="5271135" cy="1793240"/>
+                    </a:xfrm>
+                    <a:prstGeom prst="rect">
+                      <a:avLst/>
+                    </a:prstGeom>
+                    <a:noFill/>
+                    <a:ln>
+                      <a:noFill/>
+                    </a:ln>
+                  </pic:spPr>
+                </pic:pic>
+              </a:graphicData>
+            </a:graphic>
+          </wp:inline>
+        </w:drawing>
+      </w:r>
+    </w:p>
+    <w:p/>
+    <w:p/>
+    <w:p>
+      <w:r>
+        <w:drawing>
+          <wp:inline distT="0" distB="0" distL="114300" distR="114300">
+            <wp:extent cx="5269230" cy="2039620"/>
+            <wp:effectExtent l="0" t="0" r="7620" b="17780"/>
+            <wp:docPr id="31" name="图片 5"/>
+            <wp:cNvGraphicFramePr>
+              <a:graphicFrameLocks xmlns:a="http://schemas.openxmlformats.org/drawingml/2006/main" noChangeAspect="1"/>
+            </wp:cNvGraphicFramePr>
+            <a:graphic xmlns:a="http://schemas.openxmlformats.org/drawingml/2006/main">
+              <a:graphicData uri="http://schemas.openxmlformats.org/drawingml/2006/picture">
+                <pic:pic xmlns:pic="http://schemas.openxmlformats.org/drawingml/2006/picture">
+                  <pic:nvPicPr>
+                    <pic:cNvPr id="31" name="图片 5"/>
+                    <pic:cNvPicPr>
+                      <a:picLocks noChangeAspect="1"/>
+                    </pic:cNvPicPr>
+                  </pic:nvPicPr>
+                  <pic:blipFill>
+                    <a:blip r:embed="rId34"/>
+                    <a:stretch>
+                      <a:fillRect/>
+                    </a:stretch>
+                  </pic:blipFill>
+                  <pic:spPr>
+                    <a:xfrm>
+                      <a:off x="0" y="0"/>
+                      <a:ext cx="5269230" cy="2039620"/>
+                    </a:xfrm>
+                    <a:prstGeom prst="rect">
+                      <a:avLst/>
+                    </a:prstGeom>
+                    <a:noFill/>
+                    <a:ln>
+                      <a:noFill/>
+                    </a:ln>
+                  </pic:spPr>
+                </pic:pic>
+              </a:graphicData>
+            </a:graphic>
+          </wp:inline>
+        </w:drawing>
+      </w:r>
+    </w:p>
+    <w:p/>
+    <w:p>
+      <w:r>
+        <w:drawing>
+          <wp:inline distT="0" distB="0" distL="114300" distR="114300">
+            <wp:extent cx="5267960" cy="2069465"/>
+            <wp:effectExtent l="0" t="0" r="8890" b="6985"/>
+            <wp:docPr id="32" name="图片 6"/>
+            <wp:cNvGraphicFramePr>
+              <a:graphicFrameLocks xmlns:a="http://schemas.openxmlformats.org/drawingml/2006/main" noChangeAspect="1"/>
+            </wp:cNvGraphicFramePr>
+            <a:graphic xmlns:a="http://schemas.openxmlformats.org/drawingml/2006/main">
+              <a:graphicData uri="http://schemas.openxmlformats.org/drawingml/2006/picture">
+                <pic:pic xmlns:pic="http://schemas.openxmlformats.org/drawingml/2006/picture">
+                  <pic:nvPicPr>
+                    <pic:cNvPr id="32" name="图片 6"/>
+                    <pic:cNvPicPr>
+                      <a:picLocks noChangeAspect="1"/>
+                    </pic:cNvPicPr>
+                  </pic:nvPicPr>
+                  <pic:blipFill>
+                    <a:blip r:embed="rId35"/>
+                    <a:stretch>
+                      <a:fillRect/>
+                    </a:stretch>
+                  </pic:blipFill>
+                  <pic:spPr>
+                    <a:xfrm>
+                      <a:off x="0" y="0"/>
+                      <a:ext cx="5267960" cy="2069465"/>
+                    </a:xfrm>
+                    <a:prstGeom prst="rect">
+                      <a:avLst/>
+                    </a:prstGeom>
+                    <a:noFill/>
+                    <a:ln>
+                      <a:noFill/>
+                    </a:ln>
+                  </pic:spPr>
+                </pic:pic>
+              </a:graphicData>
+            </a:graphic>
+          </wp:inline>
+        </w:drawing>
+      </w:r>
+    </w:p>
+    <w:p/>
+    <w:p/>
+    <w:p>
+      <w:r>
+        <w:drawing>
+          <wp:inline distT="0" distB="0" distL="114300" distR="114300">
+            <wp:extent cx="5271770" cy="1250950"/>
+            <wp:effectExtent l="0" t="0" r="5080" b="6350"/>
+            <wp:docPr id="33" name="图片 7"/>
+            <wp:cNvGraphicFramePr>
+              <a:graphicFrameLocks xmlns:a="http://schemas.openxmlformats.org/drawingml/2006/main" noChangeAspect="1"/>
+            </wp:cNvGraphicFramePr>
+            <a:graphic xmlns:a="http://schemas.openxmlformats.org/drawingml/2006/main">
+              <a:graphicData uri="http://schemas.openxmlformats.org/drawingml/2006/picture">
+                <pic:pic xmlns:pic="http://schemas.openxmlformats.org/drawingml/2006/picture">
+                  <pic:nvPicPr>
+                    <pic:cNvPr id="33" name="图片 7"/>
+                    <pic:cNvPicPr>
+                      <a:picLocks noChangeAspect="1"/>
+                    </pic:cNvPicPr>
+                  </pic:nvPicPr>
+                  <pic:blipFill>
+                    <a:blip r:embed="rId36"/>
+                    <a:stretch>
+                      <a:fillRect/>
+                    </a:stretch>
+                  </pic:blipFill>
+                  <pic:spPr>
+                    <a:xfrm>
+                      <a:off x="0" y="0"/>
+                      <a:ext cx="5271770" cy="1250950"/>
+                    </a:xfrm>
+                    <a:prstGeom prst="rect">
+                      <a:avLst/>
+                    </a:prstGeom>
+                    <a:noFill/>
+                    <a:ln>
+                      <a:noFill/>
+                    </a:ln>
+                  </pic:spPr>
+                </pic:pic>
+              </a:graphicData>
+            </a:graphic>
+          </wp:inline>
+        </w:drawing>
+      </w:r>
+    </w:p>
+    <w:p/>
+    <w:p>
+      <w:r>
+        <w:drawing>
+          <wp:inline distT="0" distB="0" distL="114300" distR="114300">
+            <wp:extent cx="5270500" cy="1658620"/>
+            <wp:effectExtent l="0" t="0" r="6350" b="17780"/>
+            <wp:docPr id="34" name="图片 8"/>
+            <wp:cNvGraphicFramePr>
+              <a:graphicFrameLocks xmlns:a="http://schemas.openxmlformats.org/drawingml/2006/main" noChangeAspect="1"/>
+            </wp:cNvGraphicFramePr>
+            <a:graphic xmlns:a="http://schemas.openxmlformats.org/drawingml/2006/main">
+              <a:graphicData uri="http://schemas.openxmlformats.org/drawingml/2006/picture">
+                <pic:pic xmlns:pic="http://schemas.openxmlformats.org/drawingml/2006/picture">
+                  <pic:nvPicPr>
+                    <pic:cNvPr id="34" name="图片 8"/>
+                    <pic:cNvPicPr>
+                      <a:picLocks noChangeAspect="1"/>
+                    </pic:cNvPicPr>
+                  </pic:nvPicPr>
+                  <pic:blipFill>
+                    <a:blip r:embed="rId37"/>
+                    <a:stretch>
+                      <a:fillRect/>
+                    </a:stretch>
+                  </pic:blipFill>
+                  <pic:spPr>
+                    <a:xfrm>
+                      <a:off x="0" y="0"/>
+                      <a:ext cx="5270500" cy="1658620"/>
+                    </a:xfrm>
+                    <a:prstGeom prst="rect">
+                      <a:avLst/>
+                    </a:prstGeom>
+                    <a:noFill/>
+                    <a:ln>
+                      <a:noFill/>
+                    </a:ln>
+                  </pic:spPr>
+                </pic:pic>
+              </a:graphicData>
+            </a:graphic>
+          </wp:inline>
+        </w:drawing>
+      </w:r>
+    </w:p>
+    <w:p/>
+    <w:p>
+      <w:r>
+        <w:drawing>
+          <wp:inline distT="0" distB="0" distL="114300" distR="114300">
+            <wp:extent cx="5267960" cy="1231900"/>
+            <wp:effectExtent l="0" t="0" r="8890" b="6350"/>
+            <wp:docPr id="35" name="图片 9"/>
+            <wp:cNvGraphicFramePr>
+              <a:graphicFrameLocks xmlns:a="http://schemas.openxmlformats.org/drawingml/2006/main" noChangeAspect="1"/>
+            </wp:cNvGraphicFramePr>
+            <a:graphic xmlns:a="http://schemas.openxmlformats.org/drawingml/2006/main">
+              <a:graphicData uri="http://schemas.openxmlformats.org/drawingml/2006/picture">
+                <pic:pic xmlns:pic="http://schemas.openxmlformats.org/drawingml/2006/picture">
+                  <pic:nvPicPr>
+                    <pic:cNvPr id="35" name="图片 9"/>
+                    <pic:cNvPicPr>
+                      <a:picLocks noChangeAspect="1"/>
+                    </pic:cNvPicPr>
+                  </pic:nvPicPr>
+                  <pic:blipFill>
+                    <a:blip r:embed="rId38"/>
+                    <a:stretch>
+                      <a:fillRect/>
+                    </a:stretch>
+                  </pic:blipFill>
+                  <pic:spPr>
+                    <a:xfrm>
+                      <a:off x="0" y="0"/>
+                      <a:ext cx="5267960" cy="1231900"/>
+                    </a:xfrm>
+                    <a:prstGeom prst="rect">
+                      <a:avLst/>
+                    </a:prstGeom>
+                    <a:noFill/>
+                    <a:ln>
+                      <a:noFill/>
+                    </a:ln>
+                  </pic:spPr>
+                </pic:pic>
+              </a:graphicData>
+            </a:graphic>
+          </wp:inline>
+        </w:drawing>
+      </w:r>
+    </w:p>
+    <w:p/>
+    <w:p>
+      <w:r>
+        <w:drawing>
+          <wp:inline distT="0" distB="0" distL="114300" distR="114300">
+            <wp:extent cx="5271135" cy="1172210"/>
+            <wp:effectExtent l="0" t="0" r="5715" b="8890"/>
+            <wp:docPr id="36" name="图片 10"/>
+            <wp:cNvGraphicFramePr>
+              <a:graphicFrameLocks xmlns:a="http://schemas.openxmlformats.org/drawingml/2006/main" noChangeAspect="1"/>
+            </wp:cNvGraphicFramePr>
+            <a:graphic xmlns:a="http://schemas.openxmlformats.org/drawingml/2006/main">
+              <a:graphicData uri="http://schemas.openxmlformats.org/drawingml/2006/picture">
+                <pic:pic xmlns:pic="http://schemas.openxmlformats.org/drawingml/2006/picture">
+                  <pic:nvPicPr>
+                    <pic:cNvPr id="36" name="图片 10"/>
+                    <pic:cNvPicPr>
+                      <a:picLocks noChangeAspect="1"/>
+                    </pic:cNvPicPr>
+                  </pic:nvPicPr>
+                  <pic:blipFill>
+                    <a:blip r:embed="rId39"/>
+                    <a:stretch>
+                      <a:fillRect/>
+                    </a:stretch>
+                  </pic:blipFill>
+                  <pic:spPr>
+                    <a:xfrm>
+                      <a:off x="0" y="0"/>
+                      <a:ext cx="5271135" cy="1172210"/>
+                    </a:xfrm>
+                    <a:prstGeom prst="rect">
+                      <a:avLst/>
+                    </a:prstGeom>
+                    <a:noFill/>
+                    <a:ln>
+                      <a:noFill/>
+                    </a:ln>
+                  </pic:spPr>
+                </pic:pic>
+              </a:graphicData>
+            </a:graphic>
+          </wp:inline>
+        </w:drawing>
+      </w:r>
+    </w:p>
+    <w:p/>
+    <w:p/>
+    <w:p>
+      <w:r>
+        <w:drawing>
+          <wp:inline distT="0" distB="0" distL="114300" distR="114300">
+            <wp:extent cx="5269865" cy="1748790"/>
+            <wp:effectExtent l="0" t="0" r="6985" b="3810"/>
+            <wp:docPr id="37" name="图片 11"/>
+            <wp:cNvGraphicFramePr>
+              <a:graphicFrameLocks xmlns:a="http://schemas.openxmlformats.org/drawingml/2006/main" noChangeAspect="1"/>
+            </wp:cNvGraphicFramePr>
+            <a:graphic xmlns:a="http://schemas.openxmlformats.org/drawingml/2006/main">
+              <a:graphicData uri="http://schemas.openxmlformats.org/drawingml/2006/picture">
+                <pic:pic xmlns:pic="http://schemas.openxmlformats.org/drawingml/2006/picture">
+                  <pic:nvPicPr>
+                    <pic:cNvPr id="37" name="图片 11"/>
+                    <pic:cNvPicPr>
+                      <a:picLocks noChangeAspect="1"/>
+                    </pic:cNvPicPr>
+                  </pic:nvPicPr>
+                  <pic:blipFill>
+                    <a:blip r:embed="rId40"/>
+                    <a:stretch>
+                      <a:fillRect/>
+                    </a:stretch>
+                  </pic:blipFill>
+                  <pic:spPr>
+                    <a:xfrm>
+                      <a:off x="0" y="0"/>
+                      <a:ext cx="5269865" cy="1748790"/>
+                    </a:xfrm>
+                    <a:prstGeom prst="rect">
+                      <a:avLst/>
+                    </a:prstGeom>
+                    <a:noFill/>
+                    <a:ln>
+                      <a:noFill/>
+                    </a:ln>
+                  </pic:spPr>
+                </pic:pic>
+              </a:graphicData>
+            </a:graphic>
+          </wp:inline>
+        </w:drawing>
+      </w:r>
+    </w:p>
+    <w:p>
       <w:pPr>
+        <w:pStyle w:val="2"/>
+        <w:bidi w:val="0"/>
         <w:rPr>
           <w:rFonts w:hint="eastAsia"/>
           <w:lang w:val="en-US" w:eastAsia="zh-CN"/>
         </w:rPr>
       </w:pPr>
+      <w:r>
+        <w:rPr>
+          <w:rFonts w:hint="eastAsia"/>
+          <w:lang w:val="en-US" w:eastAsia="zh-CN"/>
+        </w:rPr>
+        <w:t>2012</w:t>
+      </w:r>
+    </w:p>
+    <w:p>
+      <w:r>
+        <w:drawing>
+          <wp:inline distT="0" distB="0" distL="114300" distR="114300">
+            <wp:extent cx="5270500" cy="4981575"/>
+            <wp:effectExtent l="0" t="0" r="6350" b="9525"/>
+            <wp:docPr id="38" name="图片 12"/>
+            <wp:cNvGraphicFramePr>
+              <a:graphicFrameLocks xmlns:a="http://schemas.openxmlformats.org/drawingml/2006/main" noChangeAspect="1"/>
+            </wp:cNvGraphicFramePr>
+            <a:graphic xmlns:a="http://schemas.openxmlformats.org/drawingml/2006/main">
+              <a:graphicData uri="http://schemas.openxmlformats.org/drawingml/2006/picture">
+                <pic:pic xmlns:pic="http://schemas.openxmlformats.org/drawingml/2006/picture">
+                  <pic:nvPicPr>
+                    <pic:cNvPr id="38" name="图片 12"/>
+                    <pic:cNvPicPr>
+                      <a:picLocks noChangeAspect="1"/>
+                    </pic:cNvPicPr>
+                  </pic:nvPicPr>
+                  <pic:blipFill>
+                    <a:blip r:embed="rId41"/>
+                    <a:stretch>
+                      <a:fillRect/>
+                    </a:stretch>
+                  </pic:blipFill>
+                  <pic:spPr>
+                    <a:xfrm>
+                      <a:off x="0" y="0"/>
+                      <a:ext cx="5270500" cy="4981575"/>
+                    </a:xfrm>
+                    <a:prstGeom prst="rect">
+                      <a:avLst/>
+                    </a:prstGeom>
+                    <a:noFill/>
+                    <a:ln>
+                      <a:noFill/>
+                    </a:ln>
+                  </pic:spPr>
+                </pic:pic>
+              </a:graphicData>
+            </a:graphic>
+          </wp:inline>
+        </w:drawing>
+      </w:r>
+    </w:p>
+    <w:p/>
+    <w:p/>
+    <w:p>
+      <w:pPr>
+        <w:rPr>
+          <w:rFonts w:hint="default"/>
+          <w:lang w:val="en-US" w:eastAsia="zh-CN"/>
+        </w:rPr>
+      </w:pPr>
+      <w:r>
+        <w:drawing>
+          <wp:inline distT="0" distB="0" distL="114300" distR="114300">
+            <wp:extent cx="5271770" cy="5650865"/>
+            <wp:effectExtent l="0" t="0" r="5080" b="6985"/>
+            <wp:docPr id="39" name="图片 13"/>
+            <wp:cNvGraphicFramePr>
+              <a:graphicFrameLocks xmlns:a="http://schemas.openxmlformats.org/drawingml/2006/main" noChangeAspect="1"/>
+            </wp:cNvGraphicFramePr>
+            <a:graphic xmlns:a="http://schemas.openxmlformats.org/drawingml/2006/main">
+              <a:graphicData uri="http://schemas.openxmlformats.org/drawingml/2006/picture">
+                <pic:pic xmlns:pic="http://schemas.openxmlformats.org/drawingml/2006/picture">
+                  <pic:nvPicPr>
+                    <pic:cNvPr id="39" name="图片 13"/>
+                    <pic:cNvPicPr>
+                      <a:picLocks noChangeAspect="1"/>
+                    </pic:cNvPicPr>
+                  </pic:nvPicPr>
+                  <pic:blipFill>
+                    <a:blip r:embed="rId42"/>
+                    <a:stretch>
+                      <a:fillRect/>
+                    </a:stretch>
+                  </pic:blipFill>
+                  <pic:spPr>
+                    <a:xfrm>
+                      <a:off x="0" y="0"/>
+                      <a:ext cx="5271770" cy="5650865"/>
+                    </a:xfrm>
+                    <a:prstGeom prst="rect">
+                      <a:avLst/>
+                    </a:prstGeom>
+                    <a:noFill/>
+                    <a:ln>
+                      <a:noFill/>
+                    </a:ln>
+                  </pic:spPr>
+                </pic:pic>
+              </a:graphicData>
+            </a:graphic>
+          </wp:inline>
+        </w:drawing>
+      </w:r>
       <w:bookmarkStart w:id="0" w:name="_GoBack"/>
       <w:bookmarkEnd w:id="0"/>
     </w:p>
@@ -1387,7 +2002,7 @@
     <w:lsdException w:qFormat="1" w:unhideWhenUsed="0" w:uiPriority="0" w:semiHidden="0" w:name="Title"/>
     <w:lsdException w:unhideWhenUsed="0" w:uiPriority="0" w:semiHidden="0" w:name="Closing"/>
     <w:lsdException w:unhideWhenUsed="0" w:uiPriority="0" w:semiHidden="0" w:name="Signature"/>
-    <w:lsdException w:unhideWhenUsed="0" w:uiPriority="0" w:name="Default Paragraph Font"/>
+    <w:lsdException w:qFormat="1" w:unhideWhenUsed="0" w:uiPriority="0" w:name="Default Paragraph Font"/>
     <w:lsdException w:unhideWhenUsed="0" w:uiPriority="0" w:semiHidden="0" w:name="Body Text"/>
     <w:lsdException w:unhideWhenUsed="0" w:uiPriority="0" w:semiHidden="0" w:name="Body Text Indent"/>
     <w:lsdException w:unhideWhenUsed="0" w:uiPriority="0" w:semiHidden="0" w:name="List Continue"/>
@@ -1425,7 +2040,7 @@
     <w:lsdException w:unhideWhenUsed="0" w:uiPriority="0" w:semiHidden="0" w:name="HTML Sample"/>
     <w:lsdException w:unhideWhenUsed="0" w:uiPriority="0" w:semiHidden="0" w:name="HTML Typewriter"/>
     <w:lsdException w:unhideWhenUsed="0" w:uiPriority="0" w:semiHidden="0" w:name="HTML Variable"/>
-    <w:lsdException w:unhideWhenUsed="0" w:uiPriority="0" w:name="Normal Table"/>
+    <w:lsdException w:qFormat="1" w:unhideWhenUsed="0" w:uiPriority="0" w:name="Normal Table"/>
     <w:lsdException w:unhideWhenUsed="0" w:uiPriority="0" w:semiHidden="0" w:name="annotation subject"/>
     <w:lsdException w:unhideWhenUsed="0" w:uiPriority="0" w:semiHidden="0" w:name="Table Simple 1"/>
     <w:lsdException w:unhideWhenUsed="0" w:uiPriority="0" w:semiHidden="0" w:name="Table Simple 2"/>
@@ -1608,11 +2223,13 @@
   <w:style w:type="character" w:default="1" w:styleId="4">
     <w:name w:val="Default Paragraph Font"/>
     <w:semiHidden/>
+    <w:qFormat/>
     <w:uiPriority w:val="0"/>
   </w:style>
   <w:style w:type="table" w:default="1" w:styleId="3">
     <w:name w:val="Normal Table"/>
     <w:semiHidden/>
+    <w:qFormat/>
     <w:uiPriority w:val="0"/>
     <w:tblPr>
       <w:tblCellMar>
